--- a/atelier/capsule_013.docx
+++ b/atelier/capsule_013.docx
@@ -394,7 +394,7 @@
           </w:tcPr>
           <w:p>
             <w:r>
-              <w:t xml:space="preserve">Approfondit le canal (capsule #11) et le protocole de gravité (capsule #12)</w:t>
+              <w:t xml:space="preserve">Approfondit le canal (capsule) et le protocole de gravité (capsule)</w:t>
             </w:r>
           </w:p>
         </w:tc>
@@ -413,7 +413,7 @@
         <w:spacing w:after="120"/>
       </w:pPr>
       <w:r>
-        <w:t xml:space="preserve">À ce stade, la squad communique déjà quand un incident survient — elle ne reste pas silencieuse. Mais chacun le fait à sa manière : l'un écrit un pavé, l'autre trois mots, un troisième oublie de dire qui pilote. La communication existe mais elle est désorganisée, donc inégale : selon qui poste, on a ou non l'info essentielle. Le sujet de cette capsule n'est pas d'introduire un template (c'était la capsule #11) mais de le standardiser et de l'imposer comme le format unique, complet et non négociable de toute communication d'incident.</w:t>
+        <w:t xml:space="preserve">À ce stade, la squad communique déjà quand un incident survient — elle ne reste pas silencieuse. Mais chacun le fait à sa manière : l'un écrit un pavé, l'autre trois mots, un troisième oublie de dire qui pilote. La communication existe mais elle est désorganisée, donc inégale : selon qui poste, on a ou non l'info essentielle. Le sujet de cette capsule n'est pas d'introduire un template (c'était la capsule) mais de le standardiser et de l'imposer comme le format unique, complet et non négociable de toute communication d'incident.</w:t>
       </w:r>
     </w:p>
     <w:p>
@@ -485,7 +485,7 @@
         <w:spacing w:after="120"/>
       </w:pPr>
       <w:r>
-        <w:t xml:space="preserve">Version enrichie par rapport au démarrage (#11) : ajout de la sévérité, de l'horodatage des mises à jour et de la clôture. À épingler comme format obligatoire :</w:t>
+        <w:t xml:space="preserve">Version enrichie par rapport au démarrage : ajout de la sévérité, de l'horodatage des mises à jour et de la clôture. À épingler comme format obligatoire :</w:t>
       </w:r>
     </w:p>
     <w:tbl>
@@ -531,7 +531,7 @@
                 <w:sz w:val="20"/>
                 <w:szCs w:val="20"/>
               </w:rPr>
-              <w:t xml:space="preserve">🚨 INCIDENT — [titre court]                    #INC-[numéro]</w:t>
+              <w:t xml:space="preserve">🚨 INCIDENT — [titre court] #INC-[numéro]</w:t>
             </w:r>
           </w:p>
           <w:p>
@@ -557,72 +557,72 @@
                 <w:sz w:val="20"/>
                 <w:szCs w:val="20"/>
               </w:rPr>
-              <w:t xml:space="preserve">Sévérité  : 🔴 P1 / 🟡 P2 / 🟢 P3   (cf. protocole gravité)</w:t>
-            </w:r>
-          </w:p>
-          <w:p>
-            <w:pPr>
-              <w:spacing w:after="40"/>
-            </w:pPr>
-            <w:r>
-              <w:rPr>
-                <w:rFonts w:ascii="Consolas" w:cs="Consolas" w:eastAsia="Consolas" w:hAnsi="Consolas"/>
-                <w:sz w:val="20"/>
-                <w:szCs w:val="20"/>
-              </w:rPr>
-              <w:t xml:space="preserve">Quoi      : [description en une phrase]</w:t>
-            </w:r>
-          </w:p>
-          <w:p>
-            <w:pPr>
-              <w:spacing w:after="40"/>
-            </w:pPr>
-            <w:r>
-              <w:rPr>
-                <w:rFonts w:ascii="Consolas" w:cs="Consolas" w:eastAsia="Consolas" w:hAnsi="Consolas"/>
-                <w:sz w:val="20"/>
-                <w:szCs w:val="20"/>
-              </w:rPr>
-              <w:t xml:space="preserve">Impact    : [qui / quoi est affecté, périmètre]</w:t>
-            </w:r>
-          </w:p>
-          <w:p>
-            <w:pPr>
-              <w:spacing w:after="40"/>
-            </w:pPr>
-            <w:r>
-              <w:rPr>
-                <w:rFonts w:ascii="Consolas" w:cs="Consolas" w:eastAsia="Consolas" w:hAnsi="Consolas"/>
-                <w:sz w:val="20"/>
-                <w:szCs w:val="20"/>
-              </w:rPr>
-              <w:t xml:space="preserve">Détecté   : [date + heure de détection]</w:t>
-            </w:r>
-          </w:p>
-          <w:p>
-            <w:pPr>
-              <w:spacing w:after="40"/>
-            </w:pPr>
-            <w:r>
-              <w:rPr>
-                <w:rFonts w:ascii="Consolas" w:cs="Consolas" w:eastAsia="Consolas" w:hAnsi="Consolas"/>
-                <w:sz w:val="20"/>
-                <w:szCs w:val="20"/>
-              </w:rPr>
-              <w:t xml:space="preserve">Pilote    : [nom de la personne qui gère]</w:t>
-            </w:r>
-          </w:p>
-          <w:p>
-            <w:pPr>
-              <w:spacing w:after="40"/>
-            </w:pPr>
-            <w:r>
-              <w:rPr>
-                <w:rFonts w:ascii="Consolas" w:cs="Consolas" w:eastAsia="Consolas" w:hAnsi="Consolas"/>
-                <w:sz w:val="20"/>
-                <w:szCs w:val="20"/>
-              </w:rPr>
-              <w:t xml:space="preserve">Statut    : 🔴 En cours / 🟡 Contournement / 🟢 Résolu</w:t>
+              <w:t xml:space="preserve">Sévérité : 🔴 P1 / 🟡 P2 / 🟢 P3 (cf. protocole gravité)</w:t>
+            </w:r>
+          </w:p>
+          <w:p>
+            <w:pPr>
+              <w:spacing w:after="40"/>
+            </w:pPr>
+            <w:r>
+              <w:rPr>
+                <w:rFonts w:ascii="Consolas" w:cs="Consolas" w:eastAsia="Consolas" w:hAnsi="Consolas"/>
+                <w:sz w:val="20"/>
+                <w:szCs w:val="20"/>
+              </w:rPr>
+              <w:t xml:space="preserve">Quoi : [description en une phrase]</w:t>
+            </w:r>
+          </w:p>
+          <w:p>
+            <w:pPr>
+              <w:spacing w:after="40"/>
+            </w:pPr>
+            <w:r>
+              <w:rPr>
+                <w:rFonts w:ascii="Consolas" w:cs="Consolas" w:eastAsia="Consolas" w:hAnsi="Consolas"/>
+                <w:sz w:val="20"/>
+                <w:szCs w:val="20"/>
+              </w:rPr>
+              <w:t xml:space="preserve">Impact : [qui / quoi est affecté, périmètre]</w:t>
+            </w:r>
+          </w:p>
+          <w:p>
+            <w:pPr>
+              <w:spacing w:after="40"/>
+            </w:pPr>
+            <w:r>
+              <w:rPr>
+                <w:rFonts w:ascii="Consolas" w:cs="Consolas" w:eastAsia="Consolas" w:hAnsi="Consolas"/>
+                <w:sz w:val="20"/>
+                <w:szCs w:val="20"/>
+              </w:rPr>
+              <w:t xml:space="preserve">Détecté : [date + heure de détection]</w:t>
+            </w:r>
+          </w:p>
+          <w:p>
+            <w:pPr>
+              <w:spacing w:after="40"/>
+            </w:pPr>
+            <w:r>
+              <w:rPr>
+                <w:rFonts w:ascii="Consolas" w:cs="Consolas" w:eastAsia="Consolas" w:hAnsi="Consolas"/>
+                <w:sz w:val="20"/>
+                <w:szCs w:val="20"/>
+              </w:rPr>
+              <w:t xml:space="preserve">Pilote : [nom de la personne qui gère]</w:t>
+            </w:r>
+          </w:p>
+          <w:p>
+            <w:pPr>
+              <w:spacing w:after="40"/>
+            </w:pPr>
+            <w:r>
+              <w:rPr>
+                <w:rFonts w:ascii="Consolas" w:cs="Consolas" w:eastAsia="Consolas" w:hAnsi="Consolas"/>
+                <w:sz w:val="20"/>
+                <w:szCs w:val="20"/>
+              </w:rPr>
+              <w:t xml:space="preserve">Statut : 🔴 En cours / 🟡 Contournement / 🟢 Résolu</w:t>
             </w:r>
           </w:p>
           <w:p>
@@ -713,20 +713,20 @@
                 <w:sz w:val="20"/>
                 <w:szCs w:val="20"/>
               </w:rPr>
-              <w:t xml:space="preserve">Résolu à  : [heure]   |   Durée totale : [xx min]</w:t>
-            </w:r>
-          </w:p>
-          <w:p>
-            <w:pPr>
-              <w:spacing w:after="40"/>
-            </w:pPr>
-            <w:r>
-              <w:rPr>
-                <w:rFonts w:ascii="Consolas" w:cs="Consolas" w:eastAsia="Consolas" w:hAnsi="Consolas"/>
-                <w:sz w:val="20"/>
-                <w:szCs w:val="20"/>
-              </w:rPr>
-              <w:t xml:space="preserve">Cause     : [une ligne, détail en post-mortem]</w:t>
+              <w:t xml:space="preserve">Résolu à : [heure] | Durée totale : [xx min]</w:t>
+            </w:r>
+          </w:p>
+          <w:p>
+            <w:pPr>
+              <w:spacing w:after="40"/>
+            </w:pPr>
+            <w:r>
+              <w:rPr>
+                <w:rFonts w:ascii="Consolas" w:cs="Consolas" w:eastAsia="Consolas" w:hAnsi="Consolas"/>
+                <w:sz w:val="20"/>
+                <w:szCs w:val="20"/>
+              </w:rPr>
+              <w:t xml:space="preserve">Cause : [une ligne, détail en post-mortem]</w:t>
             </w:r>
           </w:p>
           <w:p>
@@ -830,7 +830,7 @@
         </w:numPr>
       </w:pPr>
       <w:r>
-        <w:t xml:space="preserve">Remplacer l'ancien template de démarrage (#11) épinglé dans le canal par cette version complète.</w:t>
+        <w:t xml:space="preserve">Remplacer l'ancien template de démarrage épinglé dans le canal par cette version complète.</w:t>
       </w:r>
     </w:p>
     <w:p>
